--- a/rus/docx/011.content.docx
+++ b/rus/docx/011.content.docx
@@ -150,26 +150,6 @@
           <w:lang w:val="ru_RU" w:bidi="ru_RU"/>
         </w:rPr>
         <w:t>М</w:t>
-      </w:r>
-      <w:r>
-        <w:rPr>
-          <w:lang w:val="ru_RU" w:bidi="ru_RU"/>
-        </w:rPr>
-      </w:r>
-    </w:p>
-    <w:p>
-      <w:pPr/>
-      <w:r>
-        <w:rPr>
-          <w:lang w:val="ru_RU" w:bidi="ru_RU"/>
-        </w:rPr>
-      </w:r>
-      <w:r>
-        <w:rPr>
-          <w:i/>
-          <w:lang w:val="ru_RU" w:bidi="ru_RU"/>
-        </w:rPr>
-        <w:t>Мерзость</w:t>
       </w:r>
       <w:r>
         <w:rPr>

--- a/rus/docx/011.content.docx
+++ b/rus/docx/011.content.docx
@@ -19,7 +19,7 @@
         <w:rPr>
           <w:lang w:val="ru_RU" w:bidi="ru_RU"/>
         </w:rPr>
-        <w:t>Resource: Библейский словарь (Тиндейл)</w:t>
+        <w:t>Resource: Tyndale Open Bible Dictionary</w:t>
       </w:r>
       <w:r>
         <w:rPr>
@@ -112,7 +112,7 @@
         <w:rPr>
           <w:lang w:val="ru_RU" w:bidi="ru_RU"/>
         </w:rPr>
-        <w:t>Библейский словарь (Тиндейл)</w:t>
+        <w:t>Tyndale Open Bible Dictionary</w:t>
       </w:r>
     </w:p>
     <w:p>

--- a/rus/docx/011.content.docx
+++ b/rus/docx/011.content.docx
@@ -19,7 +19,7 @@
         <w:rPr>
           <w:lang w:val="ru_RU" w:bidi="ru_RU"/>
         </w:rPr>
-        <w:t>Resource: Tyndale Open Bible Dictionary</w:t>
+        <w:t>Resource: Aquifer Open Bible Dictionary</w:t>
       </w:r>
       <w:r>
         <w:rPr>
@@ -112,7 +112,7 @@
         <w:rPr>
           <w:lang w:val="ru_RU" w:bidi="ru_RU"/>
         </w:rPr>
-        <w:t>Tyndale Open Bible Dictionary</w:t>
+        <w:t>Aquifer Open Bible Dictionary</w:t>
       </w:r>
     </w:p>
     <w:p>

--- a/rus/docx/011.content.docx
+++ b/rus/docx/011.content.docx
@@ -247,216 +247,144 @@
         </w:rPr>
         <w:t>Из четырех основных еврейских слов, которые переводятся как “мерзость”, наиболее часто используется то, что указывает на нарушение установленных обычаев или ритуалов, что, в свою очередь, влечет за собой Божий суд. Примерами здесь могут быть как неверно совершенные жертвоприношения (</w:t>
       </w:r>
-      <w:hyperlink r:id="rId13">
-        <w:r>
-          <w:rPr>
-            <w:lang w:val="ru_RU" w:bidi="ru_RU"/>
-          </w:rPr>
-          <w:rPr>
-            <w:color w:val="0000EE"/>
-            <w:u w:val="single"/>
-          </w:rPr>
-          <w:t>Втор. 17:1</w:t>
-        </w:r>
-      </w:hyperlink>
+      <w:r>
+        <w:rPr>
+          <w:lang w:val="ru_RU" w:bidi="ru_RU"/>
+        </w:rPr>
+        <w:t>Втор. 17:1</w:t>
+      </w:r>
       <w:r>
         <w:rPr>
           <w:lang w:val="ru_RU" w:bidi="ru_RU"/>
         </w:rPr>
         <w:t>), так и магия, гадания (</w:t>
       </w:r>
-      <w:hyperlink r:id="rId14">
-        <w:r>
-          <w:rPr>
-            <w:lang w:val="ru_RU" w:bidi="ru_RU"/>
-          </w:rPr>
-          <w:rPr>
-            <w:color w:val="0000EE"/>
-            <w:u w:val="single"/>
-          </w:rPr>
-          <w:t>Втор. 18:12</w:t>
-        </w:r>
-      </w:hyperlink>
+      <w:r>
+        <w:rPr>
+          <w:lang w:val="ru_RU" w:bidi="ru_RU"/>
+        </w:rPr>
+        <w:t>Втор. 18:12</w:t>
+      </w:r>
       <w:r>
         <w:rPr>
           <w:lang w:val="ru_RU" w:bidi="ru_RU"/>
         </w:rPr>
         <w:t>) или обряды, связанные с поклонением идолам (</w:t>
       </w:r>
-      <w:hyperlink r:id="rId15">
-        <w:r>
-          <w:rPr>
-            <w:lang w:val="ru_RU" w:bidi="ru_RU"/>
-          </w:rPr>
-          <w:rPr>
-            <w:color w:val="0000EE"/>
-            <w:u w:val="single"/>
-          </w:rPr>
-          <w:t>4 Цар. 16:3</w:t>
-        </w:r>
-      </w:hyperlink>
+      <w:r>
+        <w:rPr>
+          <w:lang w:val="ru_RU" w:bidi="ru_RU"/>
+        </w:rPr>
+        <w:t>4 Цар. 16:3</w:t>
+      </w:r>
       <w:r>
         <w:rPr>
           <w:lang w:val="ru_RU" w:bidi="ru_RU"/>
         </w:rPr>
         <w:t>). Второе еврейское слово использовалось, когда речь шла о мясе животных, которые считались ритуально нечистыми в независимости от того, прикасались ли к этому мясу или же оно употреблялось в пищу (</w:t>
       </w:r>
-      <w:hyperlink r:id="rId16">
-        <w:r>
-          <w:rPr>
-            <w:lang w:val="ru_RU" w:bidi="ru_RU"/>
-          </w:rPr>
-          <w:rPr>
-            <w:color w:val="0000EE"/>
-            <w:u w:val="single"/>
-          </w:rPr>
-          <w:t>Лев. 11:10–13</w:t>
-        </w:r>
-      </w:hyperlink>
+      <w:r>
+        <w:rPr>
+          <w:lang w:val="ru_RU" w:bidi="ru_RU"/>
+        </w:rPr>
+        <w:t>Лев. 11:10–13</w:t>
+      </w:r>
       <w:r>
         <w:rPr>
           <w:lang w:val="ru_RU" w:bidi="ru_RU"/>
         </w:rPr>
         <w:t xml:space="preserve">). Третье слово употреблялось в отношении жертвенного мяса, пролежавшего три дня (Лев. </w:t>
       </w:r>
-      <w:hyperlink r:id="rId17">
-        <w:r>
-          <w:rPr>
-            <w:lang w:val="ru_RU" w:bidi="ru_RU"/>
-          </w:rPr>
-          <w:rPr>
-            <w:color w:val="0000EE"/>
-            <w:u w:val="single"/>
-          </w:rPr>
-          <w:t>7:18</w:t>
-        </w:r>
-      </w:hyperlink>
+      <w:r>
+        <w:rPr>
+          <w:lang w:val="ru_RU" w:bidi="ru_RU"/>
+        </w:rPr>
+        <w:t>7:18</w:t>
+      </w:r>
       <w:r>
         <w:rPr>
           <w:lang w:val="ru_RU" w:bidi="ru_RU"/>
         </w:rPr>
         <w:t>). Четвертое слово относится исключительно к предметам языческого происхождения, используемым в поклонении идолам (</w:t>
       </w:r>
-      <w:hyperlink r:id="rId18">
-        <w:r>
-          <w:rPr>
-            <w:lang w:val="ru_RU" w:bidi="ru_RU"/>
-          </w:rPr>
-          <w:rPr>
-            <w:color w:val="0000EE"/>
-            <w:u w:val="single"/>
-          </w:rPr>
-          <w:t>Иер. 4:1</w:t>
-        </w:r>
-      </w:hyperlink>
+      <w:r>
+        <w:rPr>
+          <w:lang w:val="ru_RU" w:bidi="ru_RU"/>
+        </w:rPr>
+        <w:t>Иер. 4:1</w:t>
+      </w:r>
       <w:r>
         <w:rPr>
           <w:lang w:val="ru_RU" w:bidi="ru_RU"/>
         </w:rPr>
         <w:t xml:space="preserve">; </w:t>
       </w:r>
-      <w:hyperlink r:id="rId19">
-        <w:r>
-          <w:rPr>
-            <w:lang w:val="ru_RU" w:bidi="ru_RU"/>
-          </w:rPr>
-          <w:rPr>
-            <w:color w:val="0000EE"/>
-            <w:u w:val="single"/>
-          </w:rPr>
-          <w:t>7:30</w:t>
-        </w:r>
-      </w:hyperlink>
+      <w:r>
+        <w:rPr>
+          <w:lang w:val="ru_RU" w:bidi="ru_RU"/>
+        </w:rPr>
+        <w:t>7:30</w:t>
+      </w:r>
       <w:r>
         <w:rPr>
           <w:lang w:val="ru_RU" w:bidi="ru_RU"/>
         </w:rPr>
         <w:t>). В Новом Завете греческое слово “мерзость” используется редко, за исключением особого употребления в выражении “мерзость запустения” (</w:t>
       </w:r>
-      <w:hyperlink r:id="rId20">
-        <w:r>
-          <w:rPr>
-            <w:lang w:val="ru_RU" w:bidi="ru_RU"/>
-          </w:rPr>
-          <w:rPr>
-            <w:color w:val="0000EE"/>
-            <w:u w:val="single"/>
-          </w:rPr>
-          <w:t>Лк. 16:15</w:t>
-        </w:r>
-      </w:hyperlink>
+      <w:r>
+        <w:rPr>
+          <w:lang w:val="ru_RU" w:bidi="ru_RU"/>
+        </w:rPr>
+        <w:t>Лк. 16:15</w:t>
+      </w:r>
       <w:r>
         <w:rPr>
           <w:lang w:val="ru_RU" w:bidi="ru_RU"/>
         </w:rPr>
         <w:t xml:space="preserve">; </w:t>
       </w:r>
-      <w:hyperlink r:id="rId21">
-        <w:r>
-          <w:rPr>
-            <w:lang w:val="ru_RU" w:bidi="ru_RU"/>
-          </w:rPr>
-          <w:rPr>
-            <w:color w:val="0000EE"/>
-            <w:u w:val="single"/>
-          </w:rPr>
-          <w:t>Рим. 2:22</w:t>
-        </w:r>
-      </w:hyperlink>
+      <w:r>
+        <w:rPr>
+          <w:lang w:val="ru_RU" w:bidi="ru_RU"/>
+        </w:rPr>
+        <w:t>Рим. 2:22</w:t>
+      </w:r>
       <w:r>
         <w:rPr>
           <w:lang w:val="ru_RU" w:bidi="ru_RU"/>
         </w:rPr>
         <w:t xml:space="preserve">; </w:t>
       </w:r>
-      <w:hyperlink r:id="rId22">
-        <w:r>
-          <w:rPr>
-            <w:lang w:val="ru_RU" w:bidi="ru_RU"/>
-          </w:rPr>
-          <w:rPr>
-            <w:color w:val="0000EE"/>
-            <w:u w:val="single"/>
-          </w:rPr>
-          <w:t>Тим. 1:16</w:t>
-        </w:r>
-      </w:hyperlink>
+      <w:r>
+        <w:rPr>
+          <w:lang w:val="ru_RU" w:bidi="ru_RU"/>
+        </w:rPr>
+        <w:t>Тим. 1:16</w:t>
+      </w:r>
       <w:r>
         <w:rPr>
           <w:lang w:val="ru_RU" w:bidi="ru_RU"/>
         </w:rPr>
         <w:t xml:space="preserve">; </w:t>
       </w:r>
-      <w:hyperlink r:id="rId23">
-        <w:r>
-          <w:rPr>
-            <w:lang w:val="ru_RU" w:bidi="ru_RU"/>
-          </w:rPr>
-          <w:rPr>
-            <w:color w:val="0000EE"/>
-            <w:u w:val="single"/>
-          </w:rPr>
-          <w:t>Отк. 17:4–5</w:t>
-        </w:r>
-      </w:hyperlink>
+      <w:r>
+        <w:rPr>
+          <w:lang w:val="ru_RU" w:bidi="ru_RU"/>
+        </w:rPr>
+        <w:t>Отк. 17:4–5</w:t>
+      </w:r>
       <w:r>
         <w:rPr>
           <w:lang w:val="ru_RU" w:bidi="ru_RU"/>
         </w:rPr>
         <w:t xml:space="preserve">; </w:t>
       </w:r>
-      <w:hyperlink r:id="rId24">
-        <w:r>
-          <w:rPr>
-            <w:lang w:val="ru_RU" w:bidi="ru_RU"/>
-          </w:rPr>
-          <w:rPr>
-            <w:color w:val="0000EE"/>
-            <w:u w:val="single"/>
-          </w:rPr>
-          <w:t>21:8, 27</w:t>
-        </w:r>
-      </w:hyperlink>
+      <w:r>
+        <w:rPr>
+          <w:lang w:val="ru_RU" w:bidi="ru_RU"/>
+        </w:rPr>
+        <w:t>21:8, 27</w:t>
+      </w:r>
       <w:r>
         <w:rPr>
           <w:lang w:val="ru_RU" w:bidi="ru_RU"/>
